--- a/중국어_대화문/4부_docx/4부_12화_아무_관계_없다.docx
+++ b/중국어_대화문/4부_docx/4부_12화_아무_관계_없다.docx
@@ -1441,7 +1441,7 @@
         <w:t>老于:</w:t>
       </w:r>
       <w:r>
-        <w:t xml:space="preserve"> 学生。(哼了一声，拉开了铁门上的小门) 进去吧，记得带出来，别留垃圾。哎，我多一句嘴，你别往心里去。每年清明，有一个女的来，带一只缺口的白瓷杯，在那座碑前站一个钟头，什么也不说。</w:t>
+        <w:t xml:space="preserve"> 学生。(哼了一声，拉开了铁门上的小门) 进去吧，记得带出来，别留垃圾。哎，我多一句嘴，你别往心里去。往年清明，有一个女的来，带一只缺口的白瓷杯，在那座碑前站一个钟头，什么也不说。</w:t>
       </w:r>
     </w:p>
     <w:p>
@@ -1783,7 +1783,7 @@
     </w:p>
     <w:p>
       <w:r>
-        <w:t>(一月二十二日，晚上十一点。大院里的灯大半都熄了，只有四楼东头这一扇窗还亮着。下午四点，省委组织部的通知送到：“经研究，同意提名沈知远同志为北原省人民政府省长人选，提请省人大常委会依法办理。”程曦把通知放在桌上，说了一句“恭喜您”，被他轻轻摇了一下头，就没有再说下去。)</w:t>
+        <w:t>(一月二十二日，晚上十一点。大院里的灯大半都熄了，只有四楼东头这一扇窗还亮着。下午四点，省委组织部的通知送到：“经研究，同意提名沈知远同志为北原省人民政府省长人选，提请省人民代表大会依法选举。”程曦把通知放在桌上，说了一句“恭喜您”，被他轻轻摇了一下头，就没有再说下去。)</w:t>
       </w:r>
     </w:p>
     <w:p>
